--- a/Knowledge/3-Work knowledge/1-Software Engineering/2-Testing/5-My Source/1-ISTQB Foundation Level/5-Test Management/3-Layers of the Test Pyramid/1-Layers of the Test Pyramid.docx
+++ b/Knowledge/3-Work knowledge/1-Software Engineering/2-Testing/5-My Source/1-ISTQB Foundation Level/5-Test Management/3-Layers of the Test Pyramid/1-Layers of the Test Pyramid.docx
@@ -47,57 +47,39 @@
       </w:pPr>
       <w:r>
         <w:rPr>
-          <w:b/>
+          <w:rFonts w:ascii="Arial" w:eastAsia="Arial" w:hAnsi="Arial"/>
+          <w:sz w:val="18"/>
+          <w:highlight w:val="lightGray"/>
           <w:shd w:val="clear" w:color="auto" w:fill="B7B7B7"/>
         </w:rPr>
-        <w:t># Source</w:t>
-      </w:r>
-      <w:r>
-        <w:rPr>
+        <w:t xml:space="preserve"># Source: Chatgot </w:t>
+      </w:r>
+      <w:r>
+        <w:rPr>
+          <w:rFonts w:ascii="Arial" w:eastAsia="Arial" w:hAnsi="Arial"/>
+          <w:sz w:val="18"/>
+          <w:szCs w:val="14"/>
+          <w:highlight w:val="lightGray"/>
           <w:shd w:val="clear" w:color="auto" w:fill="B7B7B7"/>
         </w:rPr>
-        <w:t xml:space="preserve">: </w:t>
-      </w:r>
-      <w:proofErr w:type="spellStart"/>
-      <w:r>
-        <w:rPr>
-          <w:b/>
+        <w:t>(GPT</w:t>
+      </w:r>
+      <w:r>
+        <w:rPr>
+          <w:rFonts w:ascii="Arial" w:eastAsia="Arial" w:hAnsi="Arial" w:cs="Cambria Math"/>
+          <w:sz w:val="18"/>
+          <w:szCs w:val="14"/>
+          <w:highlight w:val="lightGray"/>
           <w:shd w:val="clear" w:color="auto" w:fill="B7B7B7"/>
         </w:rPr>
-        <w:t>Chatgot</w:t>
-      </w:r>
-      <w:proofErr w:type="spellEnd"/>
-      <w:r>
-        <w:rPr>
-          <w:b/>
-          <w:shd w:val="clear" w:color="auto" w:fill="B7B7B7"/>
-        </w:rPr>
-        <w:t xml:space="preserve"> </w:t>
-      </w:r>
-      <w:r>
-        <w:rPr>
-          <w:b/>
-          <w:sz w:val="14"/>
+        <w:t>‑</w:t>
+      </w:r>
+      <w:r>
+        <w:rPr>
+          <w:rFonts w:ascii="Arial" w:eastAsia="Arial" w:hAnsi="Arial"/>
+          <w:sz w:val="18"/>
           <w:szCs w:val="14"/>
-          <w:shd w:val="clear" w:color="auto" w:fill="B7B7B7"/>
-        </w:rPr>
-        <w:t>(GPT</w:t>
-      </w:r>
-      <w:r>
-        <w:rPr>
-          <w:rFonts w:ascii="Cambria Math" w:hAnsi="Cambria Math" w:cs="Cambria Math"/>
-          <w:b/>
-          <w:sz w:val="14"/>
-          <w:szCs w:val="14"/>
-          <w:shd w:val="clear" w:color="auto" w:fill="B7B7B7"/>
-        </w:rPr>
-        <w:t>‑</w:t>
-      </w:r>
-      <w:r>
-        <w:rPr>
-          <w:b/>
-          <w:sz w:val="14"/>
-          <w:szCs w:val="14"/>
+          <w:highlight w:val="lightGray"/>
           <w:shd w:val="clear" w:color="auto" w:fill="B7B7B7"/>
         </w:rPr>
         <w:t>5 Mini) at [8/18/2025]</w:t>
@@ -109,7 +91,7 @@
           <w:ilvl w:val="0"/>
           <w:numId w:val="1"/>
         </w:numPr>
-        <w:spacing w:before="240"/>
+        <w:spacing w:before="240" w:after="0" w:line="276" w:lineRule="auto"/>
         <w:rPr>
           <w:rFonts w:ascii="Roboto Mono" w:eastAsia="Roboto Mono" w:hAnsi="Roboto Mono" w:cs="Roboto Mono"/>
         </w:rPr>
@@ -133,6 +115,7 @@
           <w:ilvl w:val="0"/>
           <w:numId w:val="1"/>
         </w:numPr>
+        <w:spacing w:after="0" w:line="276" w:lineRule="auto"/>
         <w:rPr>
           <w:rFonts w:ascii="Roboto Mono" w:eastAsia="Roboto Mono" w:hAnsi="Roboto Mono" w:cs="Roboto Mono"/>
         </w:rPr>
@@ -158,7 +141,7 @@
           <w:ilvl w:val="0"/>
           <w:numId w:val="1"/>
         </w:numPr>
-        <w:spacing w:after="240"/>
+        <w:spacing w:after="240" w:line="276" w:lineRule="auto"/>
       </w:pPr>
       <w:r>
         <w:rPr>
@@ -166,21 +149,12 @@
         </w:rPr>
         <w:t xml:space="preserve">Example: test if </w:t>
       </w:r>
-      <w:proofErr w:type="gramStart"/>
       <w:r>
         <w:rPr>
           <w:rFonts w:ascii="Roboto Mono" w:eastAsia="Roboto Mono" w:hAnsi="Roboto Mono" w:cs="Roboto Mono"/>
           <w:color w:val="188038"/>
         </w:rPr>
-        <w:t>add(</w:t>
-      </w:r>
-      <w:proofErr w:type="gramEnd"/>
-      <w:r>
-        <w:rPr>
-          <w:rFonts w:ascii="Roboto Mono" w:eastAsia="Roboto Mono" w:hAnsi="Roboto Mono" w:cs="Roboto Mono"/>
-          <w:color w:val="188038"/>
-        </w:rPr>
-        <w:t>2,3) = 5</w:t>
+        <w:t>add(2,3) = 5</w:t>
       </w:r>
       <w:r>
         <w:rPr>
@@ -197,7 +171,7 @@
     </w:p>
     <w:p>
       <w:r>
-        <w:pict w14:anchorId="714774F9">
+        <w:pict w14:anchorId="7E5AB1DD">
           <v:rect id="_x0000_i1025" style="width:0;height:1.5pt" o:hralign="center" o:hrstd="t" o:hr="t" fillcolor="#a0a0a0" stroked="f"/>
         </w:pict>
       </w:r>
@@ -234,57 +208,39 @@
       </w:pPr>
       <w:r>
         <w:rPr>
-          <w:b/>
+          <w:rFonts w:ascii="Arial" w:eastAsia="Arial" w:hAnsi="Arial"/>
+          <w:sz w:val="18"/>
+          <w:highlight w:val="lightGray"/>
           <w:shd w:val="clear" w:color="auto" w:fill="B7B7B7"/>
         </w:rPr>
-        <w:t># Source</w:t>
-      </w:r>
-      <w:r>
-        <w:rPr>
+        <w:t xml:space="preserve"># Source: Chatgot </w:t>
+      </w:r>
+      <w:r>
+        <w:rPr>
+          <w:rFonts w:ascii="Arial" w:eastAsia="Arial" w:hAnsi="Arial"/>
+          <w:sz w:val="18"/>
+          <w:szCs w:val="14"/>
+          <w:highlight w:val="lightGray"/>
           <w:shd w:val="clear" w:color="auto" w:fill="B7B7B7"/>
         </w:rPr>
-        <w:t xml:space="preserve">: </w:t>
-      </w:r>
-      <w:proofErr w:type="spellStart"/>
-      <w:r>
-        <w:rPr>
-          <w:b/>
+        <w:t>(GPT</w:t>
+      </w:r>
+      <w:r>
+        <w:rPr>
+          <w:rFonts w:ascii="Arial" w:eastAsia="Arial" w:hAnsi="Arial" w:cs="Cambria Math"/>
+          <w:sz w:val="18"/>
+          <w:szCs w:val="14"/>
+          <w:highlight w:val="lightGray"/>
           <w:shd w:val="clear" w:color="auto" w:fill="B7B7B7"/>
         </w:rPr>
-        <w:t>Chatgot</w:t>
-      </w:r>
-      <w:proofErr w:type="spellEnd"/>
-      <w:r>
-        <w:rPr>
-          <w:b/>
-          <w:shd w:val="clear" w:color="auto" w:fill="B7B7B7"/>
-        </w:rPr>
-        <w:t xml:space="preserve"> </w:t>
-      </w:r>
-      <w:r>
-        <w:rPr>
-          <w:b/>
-          <w:sz w:val="14"/>
+        <w:t>‑</w:t>
+      </w:r>
+      <w:r>
+        <w:rPr>
+          <w:rFonts w:ascii="Arial" w:eastAsia="Arial" w:hAnsi="Arial"/>
+          <w:sz w:val="18"/>
           <w:szCs w:val="14"/>
-          <w:shd w:val="clear" w:color="auto" w:fill="B7B7B7"/>
-        </w:rPr>
-        <w:t>(GPT</w:t>
-      </w:r>
-      <w:r>
-        <w:rPr>
-          <w:rFonts w:ascii="Cambria Math" w:hAnsi="Cambria Math" w:cs="Cambria Math"/>
-          <w:b/>
-          <w:sz w:val="14"/>
-          <w:szCs w:val="14"/>
-          <w:shd w:val="clear" w:color="auto" w:fill="B7B7B7"/>
-        </w:rPr>
-        <w:t>‑</w:t>
-      </w:r>
-      <w:r>
-        <w:rPr>
-          <w:b/>
-          <w:sz w:val="14"/>
-          <w:szCs w:val="14"/>
+          <w:highlight w:val="lightGray"/>
           <w:shd w:val="clear" w:color="auto" w:fill="B7B7B7"/>
         </w:rPr>
         <w:t>5 Mini) at [8/18/2025]</w:t>
@@ -296,7 +252,7 @@
           <w:ilvl w:val="0"/>
           <w:numId w:val="2"/>
         </w:numPr>
-        <w:spacing w:before="240"/>
+        <w:spacing w:before="240" w:after="0" w:line="276" w:lineRule="auto"/>
         <w:rPr>
           <w:rFonts w:ascii="Roboto Mono" w:eastAsia="Roboto Mono" w:hAnsi="Roboto Mono" w:cs="Roboto Mono"/>
         </w:rPr>
@@ -320,6 +276,7 @@
           <w:ilvl w:val="0"/>
           <w:numId w:val="2"/>
         </w:numPr>
+        <w:spacing w:after="0" w:line="276" w:lineRule="auto"/>
         <w:rPr>
           <w:rFonts w:ascii="Roboto Mono" w:eastAsia="Roboto Mono" w:hAnsi="Roboto Mono" w:cs="Roboto Mono"/>
         </w:rPr>
@@ -345,7 +302,7 @@
           <w:ilvl w:val="0"/>
           <w:numId w:val="2"/>
         </w:numPr>
-        <w:spacing w:after="240"/>
+        <w:spacing w:after="240" w:line="276" w:lineRule="auto"/>
         <w:rPr>
           <w:rFonts w:ascii="Roboto Mono" w:eastAsia="Roboto Mono" w:hAnsi="Roboto Mono" w:cs="Roboto Mono"/>
         </w:rPr>
@@ -365,7 +322,7 @@
     </w:p>
     <w:p>
       <w:r>
-        <w:pict w14:anchorId="5D5F7ACD">
+        <w:pict w14:anchorId="78665B60">
           <v:rect id="_x0000_i1026" style="width:0;height:1.5pt" o:hralign="center" o:hrstd="t" o:hr="t" fillcolor="#a0a0a0" stroked="f"/>
         </w:pict>
       </w:r>
@@ -402,57 +359,39 @@
       </w:pPr>
       <w:r>
         <w:rPr>
-          <w:b/>
+          <w:rFonts w:ascii="Arial" w:eastAsia="Arial" w:hAnsi="Arial"/>
+          <w:sz w:val="18"/>
+          <w:highlight w:val="lightGray"/>
           <w:shd w:val="clear" w:color="auto" w:fill="B7B7B7"/>
         </w:rPr>
-        <w:t># Source</w:t>
-      </w:r>
-      <w:r>
-        <w:rPr>
+        <w:t xml:space="preserve"># Source: Chatgot </w:t>
+      </w:r>
+      <w:r>
+        <w:rPr>
+          <w:rFonts w:ascii="Arial" w:eastAsia="Arial" w:hAnsi="Arial"/>
+          <w:sz w:val="18"/>
+          <w:szCs w:val="14"/>
+          <w:highlight w:val="lightGray"/>
           <w:shd w:val="clear" w:color="auto" w:fill="B7B7B7"/>
         </w:rPr>
-        <w:t xml:space="preserve">: </w:t>
-      </w:r>
-      <w:proofErr w:type="spellStart"/>
-      <w:r>
-        <w:rPr>
-          <w:b/>
+        <w:t>(GPT</w:t>
+      </w:r>
+      <w:r>
+        <w:rPr>
+          <w:rFonts w:ascii="Arial" w:eastAsia="Arial" w:hAnsi="Arial" w:cs="Cambria Math"/>
+          <w:sz w:val="18"/>
+          <w:szCs w:val="14"/>
+          <w:highlight w:val="lightGray"/>
           <w:shd w:val="clear" w:color="auto" w:fill="B7B7B7"/>
         </w:rPr>
-        <w:t>Chatgot</w:t>
-      </w:r>
-      <w:proofErr w:type="spellEnd"/>
-      <w:r>
-        <w:rPr>
-          <w:b/>
-          <w:shd w:val="clear" w:color="auto" w:fill="B7B7B7"/>
-        </w:rPr>
-        <w:t xml:space="preserve"> </w:t>
-      </w:r>
-      <w:r>
-        <w:rPr>
-          <w:b/>
-          <w:sz w:val="14"/>
+        <w:t>‑</w:t>
+      </w:r>
+      <w:r>
+        <w:rPr>
+          <w:rFonts w:ascii="Arial" w:eastAsia="Arial" w:hAnsi="Arial"/>
+          <w:sz w:val="18"/>
           <w:szCs w:val="14"/>
-          <w:shd w:val="clear" w:color="auto" w:fill="B7B7B7"/>
-        </w:rPr>
-        <w:t>(GPT</w:t>
-      </w:r>
-      <w:r>
-        <w:rPr>
-          <w:rFonts w:ascii="Cambria Math" w:hAnsi="Cambria Math" w:cs="Cambria Math"/>
-          <w:b/>
-          <w:sz w:val="14"/>
-          <w:szCs w:val="14"/>
-          <w:shd w:val="clear" w:color="auto" w:fill="B7B7B7"/>
-        </w:rPr>
-        <w:t>‑</w:t>
-      </w:r>
-      <w:r>
-        <w:rPr>
-          <w:b/>
-          <w:sz w:val="14"/>
-          <w:szCs w:val="14"/>
+          <w:highlight w:val="lightGray"/>
           <w:shd w:val="clear" w:color="auto" w:fill="B7B7B7"/>
         </w:rPr>
         <w:t>5 Mini) at [8/18/2025]</w:t>
@@ -464,7 +403,7 @@
           <w:ilvl w:val="0"/>
           <w:numId w:val="3"/>
         </w:numPr>
-        <w:spacing w:before="240"/>
+        <w:spacing w:before="240" w:after="0" w:line="276" w:lineRule="auto"/>
         <w:rPr>
           <w:rFonts w:ascii="Roboto Mono" w:eastAsia="Roboto Mono" w:hAnsi="Roboto Mono" w:cs="Roboto Mono"/>
         </w:rPr>
@@ -488,6 +427,7 @@
           <w:ilvl w:val="0"/>
           <w:numId w:val="3"/>
         </w:numPr>
+        <w:spacing w:after="0" w:line="276" w:lineRule="auto"/>
         <w:rPr>
           <w:rFonts w:ascii="Roboto Mono" w:eastAsia="Roboto Mono" w:hAnsi="Roboto Mono" w:cs="Roboto Mono"/>
         </w:rPr>
@@ -513,7 +453,7 @@
           <w:ilvl w:val="0"/>
           <w:numId w:val="3"/>
         </w:numPr>
-        <w:spacing w:after="240"/>
+        <w:spacing w:after="240" w:line="276" w:lineRule="auto"/>
         <w:rPr>
           <w:rFonts w:ascii="Roboto Mono" w:eastAsia="Roboto Mono" w:hAnsi="Roboto Mono" w:cs="Roboto Mono"/>
         </w:rPr>
@@ -522,16 +462,18 @@
         <w:rPr>
           <w:rFonts w:ascii="Nova Mono" w:eastAsia="Nova Mono" w:hAnsi="Nova Mono" w:cs="Nova Mono"/>
         </w:rPr>
+        <w:lastRenderedPageBreak/>
         <w:t>Example: login → transfer funds → logout.</w:t>
       </w:r>
     </w:p>
+    <w:p/>
     <w:p/>
     <w:p/>
     <w:sectPr>
       <w:pgSz w:w="12240" w:h="15840"/>
       <w:pgMar w:top="1440" w:right="1440" w:bottom="1440" w:left="1440" w:header="720" w:footer="720" w:gutter="0"/>
-      <w:pgNumType w:start="1"/>
       <w:cols w:space="720"/>
+      <w:docGrid w:linePitch="360"/>
     </w:sectPr>
   </w:body>
 </w:document>
@@ -1290,18 +1232,6 @@
   <w:style w:type="paragraph" w:default="1" w:styleId="Normal">
     <w:name w:val="Normal"/>
     <w:qFormat/>
-    <w:rsid w:val="007C6480"/>
-    <w:pPr>
-      <w:spacing w:after="0" w:line="276" w:lineRule="auto"/>
-    </w:pPr>
-    <w:rPr>
-      <w:rFonts w:ascii="Arial" w:eastAsia="Arial" w:hAnsi="Arial" w:cs="Arial"/>
-      <w:kern w:val="0"/>
-      <w:sz w:val="22"/>
-      <w:szCs w:val="22"/>
-      <w:lang w:val="en"/>
-      <w14:ligatures w14:val="none"/>
-    </w:rPr>
   </w:style>
   <w:style w:type="paragraph" w:styleId="Heading1">
     <w:name w:val="heading 1"/>
@@ -1310,7 +1240,7 @@
     <w:link w:val="Heading1Char"/>
     <w:uiPriority w:val="9"/>
     <w:qFormat/>
-    <w:rsid w:val="006022D1"/>
+    <w:rsid w:val="00F40F65"/>
     <w:pPr>
       <w:keepNext/>
       <w:keepLines/>
@@ -1333,7 +1263,7 @@
     <w:semiHidden/>
     <w:unhideWhenUsed/>
     <w:qFormat/>
-    <w:rsid w:val="006022D1"/>
+    <w:rsid w:val="00F40F65"/>
     <w:pPr>
       <w:keepNext/>
       <w:keepLines/>
@@ -1355,7 +1285,7 @@
     <w:uiPriority w:val="9"/>
     <w:unhideWhenUsed/>
     <w:qFormat/>
-    <w:rsid w:val="006022D1"/>
+    <w:rsid w:val="00F40F65"/>
     <w:pPr>
       <w:keepNext/>
       <w:keepLines/>
@@ -1378,7 +1308,7 @@
     <w:semiHidden/>
     <w:unhideWhenUsed/>
     <w:qFormat/>
-    <w:rsid w:val="006022D1"/>
+    <w:rsid w:val="00F40F65"/>
     <w:pPr>
       <w:keepNext/>
       <w:keepLines/>
@@ -1401,7 +1331,7 @@
     <w:semiHidden/>
     <w:unhideWhenUsed/>
     <w:qFormat/>
-    <w:rsid w:val="006022D1"/>
+    <w:rsid w:val="00F40F65"/>
     <w:pPr>
       <w:keepNext/>
       <w:keepLines/>
@@ -1422,11 +1352,11 @@
     <w:semiHidden/>
     <w:unhideWhenUsed/>
     <w:qFormat/>
-    <w:rsid w:val="006022D1"/>
+    <w:rsid w:val="00F40F65"/>
     <w:pPr>
       <w:keepNext/>
       <w:keepLines/>
-      <w:spacing w:before="40"/>
+      <w:spacing w:before="40" w:after="0"/>
       <w:outlineLvl w:val="5"/>
     </w:pPr>
     <w:rPr>
@@ -1445,11 +1375,11 @@
     <w:semiHidden/>
     <w:unhideWhenUsed/>
     <w:qFormat/>
-    <w:rsid w:val="006022D1"/>
+    <w:rsid w:val="00F40F65"/>
     <w:pPr>
       <w:keepNext/>
       <w:keepLines/>
-      <w:spacing w:before="40"/>
+      <w:spacing w:before="40" w:after="0"/>
       <w:outlineLvl w:val="6"/>
     </w:pPr>
     <w:rPr>
@@ -1466,10 +1396,11 @@
     <w:semiHidden/>
     <w:unhideWhenUsed/>
     <w:qFormat/>
-    <w:rsid w:val="006022D1"/>
+    <w:rsid w:val="00F40F65"/>
     <w:pPr>
       <w:keepNext/>
       <w:keepLines/>
+      <w:spacing w:after="0"/>
       <w:outlineLvl w:val="7"/>
     </w:pPr>
     <w:rPr>
@@ -1488,10 +1419,11 @@
     <w:semiHidden/>
     <w:unhideWhenUsed/>
     <w:qFormat/>
-    <w:rsid w:val="006022D1"/>
+    <w:rsid w:val="00F40F65"/>
     <w:pPr>
       <w:keepNext/>
       <w:keepLines/>
+      <w:spacing w:after="0"/>
       <w:outlineLvl w:val="8"/>
     </w:pPr>
     <w:rPr>
@@ -1531,7 +1463,7 @@
     <w:basedOn w:val="DefaultParagraphFont"/>
     <w:link w:val="Heading1"/>
     <w:uiPriority w:val="9"/>
-    <w:rsid w:val="006022D1"/>
+    <w:rsid w:val="00F40F65"/>
     <w:rPr>
       <w:rFonts w:asciiTheme="majorHAnsi" w:eastAsiaTheme="majorEastAsia" w:hAnsiTheme="majorHAnsi" w:cstheme="majorBidi"/>
       <w:color w:val="2F5496" w:themeColor="accent1" w:themeShade="BF"/>
@@ -1545,7 +1477,7 @@
     <w:link w:val="Heading2"/>
     <w:uiPriority w:val="9"/>
     <w:semiHidden/>
-    <w:rsid w:val="006022D1"/>
+    <w:rsid w:val="00F40F65"/>
     <w:rPr>
       <w:rFonts w:asciiTheme="majorHAnsi" w:eastAsiaTheme="majorEastAsia" w:hAnsiTheme="majorHAnsi" w:cstheme="majorBidi"/>
       <w:color w:val="2F5496" w:themeColor="accent1" w:themeShade="BF"/>
@@ -1558,7 +1490,7 @@
     <w:basedOn w:val="DefaultParagraphFont"/>
     <w:link w:val="Heading3"/>
     <w:uiPriority w:val="9"/>
-    <w:rsid w:val="006022D1"/>
+    <w:rsid w:val="00F40F65"/>
     <w:rPr>
       <w:rFonts w:eastAsiaTheme="majorEastAsia" w:cstheme="majorBidi"/>
       <w:color w:val="2F5496" w:themeColor="accent1" w:themeShade="BF"/>
@@ -1572,7 +1504,7 @@
     <w:link w:val="Heading4"/>
     <w:uiPriority w:val="9"/>
     <w:semiHidden/>
-    <w:rsid w:val="006022D1"/>
+    <w:rsid w:val="00F40F65"/>
     <w:rPr>
       <w:rFonts w:eastAsiaTheme="majorEastAsia" w:cstheme="majorBidi"/>
       <w:i/>
@@ -1586,7 +1518,7 @@
     <w:link w:val="Heading5"/>
     <w:uiPriority w:val="9"/>
     <w:semiHidden/>
-    <w:rsid w:val="006022D1"/>
+    <w:rsid w:val="00F40F65"/>
     <w:rPr>
       <w:rFonts w:eastAsiaTheme="majorEastAsia" w:cstheme="majorBidi"/>
       <w:color w:val="2F5496" w:themeColor="accent1" w:themeShade="BF"/>
@@ -1598,7 +1530,7 @@
     <w:link w:val="Heading6"/>
     <w:uiPriority w:val="9"/>
     <w:semiHidden/>
-    <w:rsid w:val="006022D1"/>
+    <w:rsid w:val="00F40F65"/>
     <w:rPr>
       <w:rFonts w:eastAsiaTheme="majorEastAsia" w:cstheme="majorBidi"/>
       <w:i/>
@@ -1612,7 +1544,7 @@
     <w:link w:val="Heading7"/>
     <w:uiPriority w:val="9"/>
     <w:semiHidden/>
-    <w:rsid w:val="006022D1"/>
+    <w:rsid w:val="00F40F65"/>
     <w:rPr>
       <w:rFonts w:eastAsiaTheme="majorEastAsia" w:cstheme="majorBidi"/>
       <w:color w:val="595959" w:themeColor="text1" w:themeTint="A6"/>
@@ -1624,7 +1556,7 @@
     <w:link w:val="Heading8"/>
     <w:uiPriority w:val="9"/>
     <w:semiHidden/>
-    <w:rsid w:val="006022D1"/>
+    <w:rsid w:val="00F40F65"/>
     <w:rPr>
       <w:rFonts w:eastAsiaTheme="majorEastAsia" w:cstheme="majorBidi"/>
       <w:i/>
@@ -1638,7 +1570,7 @@
     <w:link w:val="Heading9"/>
     <w:uiPriority w:val="9"/>
     <w:semiHidden/>
-    <w:rsid w:val="006022D1"/>
+    <w:rsid w:val="00F40F65"/>
     <w:rPr>
       <w:rFonts w:eastAsiaTheme="majorEastAsia" w:cstheme="majorBidi"/>
       <w:color w:val="272727" w:themeColor="text1" w:themeTint="D8"/>
@@ -1651,7 +1583,7 @@
     <w:link w:val="TitleChar"/>
     <w:uiPriority w:val="10"/>
     <w:qFormat/>
-    <w:rsid w:val="006022D1"/>
+    <w:rsid w:val="00F40F65"/>
     <w:pPr>
       <w:spacing w:after="80" w:line="240" w:lineRule="auto"/>
       <w:contextualSpacing/>
@@ -1669,7 +1601,7 @@
     <w:basedOn w:val="DefaultParagraphFont"/>
     <w:link w:val="Title"/>
     <w:uiPriority w:val="10"/>
-    <w:rsid w:val="006022D1"/>
+    <w:rsid w:val="00F40F65"/>
     <w:rPr>
       <w:rFonts w:asciiTheme="majorHAnsi" w:eastAsiaTheme="majorEastAsia" w:hAnsiTheme="majorHAnsi" w:cstheme="majorBidi"/>
       <w:spacing w:val="-10"/>
@@ -1685,7 +1617,7 @@
     <w:link w:val="SubtitleChar"/>
     <w:uiPriority w:val="11"/>
     <w:qFormat/>
-    <w:rsid w:val="006022D1"/>
+    <w:rsid w:val="00F40F65"/>
     <w:pPr>
       <w:numPr>
         <w:ilvl w:val="1"/>
@@ -1704,7 +1636,7 @@
     <w:basedOn w:val="DefaultParagraphFont"/>
     <w:link w:val="Subtitle"/>
     <w:uiPriority w:val="11"/>
-    <w:rsid w:val="006022D1"/>
+    <w:rsid w:val="00F40F65"/>
     <w:rPr>
       <w:rFonts w:eastAsiaTheme="majorEastAsia" w:cstheme="majorBidi"/>
       <w:color w:val="595959" w:themeColor="text1" w:themeTint="A6"/>
@@ -1720,7 +1652,7 @@
     <w:link w:val="QuoteChar"/>
     <w:uiPriority w:val="29"/>
     <w:qFormat/>
-    <w:rsid w:val="006022D1"/>
+    <w:rsid w:val="00F40F65"/>
     <w:pPr>
       <w:spacing w:before="160"/>
       <w:jc w:val="center"/>
@@ -1736,7 +1668,7 @@
     <w:basedOn w:val="DefaultParagraphFont"/>
     <w:link w:val="Quote"/>
     <w:uiPriority w:val="29"/>
-    <w:rsid w:val="006022D1"/>
+    <w:rsid w:val="00F40F65"/>
     <w:rPr>
       <w:i/>
       <w:iCs/>
@@ -1748,7 +1680,7 @@
     <w:basedOn w:val="Normal"/>
     <w:uiPriority w:val="34"/>
     <w:qFormat/>
-    <w:rsid w:val="006022D1"/>
+    <w:rsid w:val="00F40F65"/>
     <w:pPr>
       <w:ind w:left="720"/>
       <w:contextualSpacing/>
@@ -1759,7 +1691,7 @@
     <w:basedOn w:val="DefaultParagraphFont"/>
     <w:uiPriority w:val="21"/>
     <w:qFormat/>
-    <w:rsid w:val="006022D1"/>
+    <w:rsid w:val="00F40F65"/>
     <w:rPr>
       <w:i/>
       <w:iCs/>
@@ -1773,7 +1705,7 @@
     <w:link w:val="IntenseQuoteChar"/>
     <w:uiPriority w:val="30"/>
     <w:qFormat/>
-    <w:rsid w:val="006022D1"/>
+    <w:rsid w:val="00F40F65"/>
     <w:pPr>
       <w:pBdr>
         <w:top w:val="single" w:sz="4" w:space="10" w:color="2F5496" w:themeColor="accent1" w:themeShade="BF"/>
@@ -1794,7 +1726,7 @@
     <w:basedOn w:val="DefaultParagraphFont"/>
     <w:link w:val="IntenseQuote"/>
     <w:uiPriority w:val="30"/>
-    <w:rsid w:val="006022D1"/>
+    <w:rsid w:val="00F40F65"/>
     <w:rPr>
       <w:i/>
       <w:iCs/>
@@ -1806,7 +1738,7 @@
     <w:basedOn w:val="DefaultParagraphFont"/>
     <w:uiPriority w:val="32"/>
     <w:qFormat/>
-    <w:rsid w:val="006022D1"/>
+    <w:rsid w:val="00F40F65"/>
     <w:rPr>
       <w:b/>
       <w:bCs/>
